--- a/src/briefloop/template_assets/stock-research-zh-t2.docx
+++ b/src/briefloop/template_assets/stock-research-zh-t2.docx
@@ -21,11 +21,11 @@
       <w:pPr>
         <w:spacing w:before="240"/>
         <w:jc w:val="center"/>
-        <w:shd w:val="clear" w:fill="1565C0"/>
+        <w:shd w:val="clear" w:fill="2563EB"/>
       </w:pPr>
       <w:r>
         <w:rPr>
-          <w:rFonts w:ascii="Arial" w:hAnsi="Arial" w:eastAsia="微软雅黑"/>
+          <w:rFonts w:ascii="Arial" w:hAnsi="Arial" w:eastAsia="PingFang SC"/>
           <w:b/>
           <w:color w:val="FFFFFF"/>
           <w:sz w:val="40"/>
@@ -214,9 +214,9 @@
       </w:pPr>
       <w:r>
         <w:rPr>
-          <w:rFonts w:ascii="Arial" w:hAnsi="Arial" w:eastAsia="微软雅黑"/>
+          <w:rFonts w:ascii="Arial" w:hAnsi="Arial" w:eastAsia="PingFang SC"/>
           <w:b/>
-          <w:color w:val="1565C0"/>
+          <w:color w:val="2563EB"/>
           <w:sz w:val="30"/>
         </w:rPr>
         <w:t>核心观点</w:t>
@@ -228,9 +228,9 @@
       </w:pPr>
       <w:r>
         <w:rPr>
-          <w:rFonts w:ascii="Arial" w:hAnsi="Arial" w:eastAsia="微软雅黑"/>
+          <w:rFonts w:ascii="Arial" w:hAnsi="Arial" w:eastAsia="PingFang SC"/>
           <w:b/>
-          <w:color w:val="1565C0"/>
+          <w:color w:val="2563EB"/>
           <w:sz w:val="30"/>
         </w:rPr>
         <w:t>事件回顾</w:t>
@@ -242,9 +242,9 @@
       </w:pPr>
       <w:r>
         <w:rPr>
-          <w:rFonts w:ascii="Arial" w:hAnsi="Arial" w:eastAsia="微软雅黑"/>
+          <w:rFonts w:ascii="Arial" w:hAnsi="Arial" w:eastAsia="PingFang SC"/>
           <w:b/>
-          <w:color w:val="1565C0"/>
+          <w:color w:val="2563EB"/>
           <w:sz w:val="30"/>
         </w:rPr>
         <w:t>盈利预测与估值</w:t>
@@ -256,9 +256,9 @@
       </w:pPr>
       <w:r>
         <w:rPr>
-          <w:rFonts w:ascii="Arial" w:hAnsi="Arial" w:eastAsia="微软雅黑"/>
+          <w:rFonts w:ascii="Arial" w:hAnsi="Arial" w:eastAsia="PingFang SC"/>
           <w:b/>
-          <w:color w:val="1565C0"/>
+          <w:color w:val="2563EB"/>
           <w:sz w:val="30"/>
         </w:rPr>
         <w:t>风险提示</w:t>
@@ -270,9 +270,9 @@
       </w:pPr>
       <w:r>
         <w:rPr>
-          <w:rFonts w:ascii="Arial" w:hAnsi="Arial" w:eastAsia="微软雅黑"/>
+          <w:rFonts w:ascii="Arial" w:hAnsi="Arial" w:eastAsia="PingFang SC"/>
           <w:b/>
-          <w:color w:val="1565C0"/>
+          <w:color w:val="2563EB"/>
           <w:sz w:val="30"/>
         </w:rPr>
         <w:t>免责声明</w:t>
@@ -870,13 +870,13 @@
     <w:qFormat/>
     <w:rsid w:val="00FC693F"/>
     <w:pPr>
-      <w:spacing w:line="312" w:lineRule="auto"/>
+      <w:spacing w:line="336" w:lineRule="auto"/>
     </w:pPr>
     <w:rPr>
-      <w:rFonts w:ascii="Arial" w:hAnsi="Arial" w:eastAsia="微软雅黑"/>
+      <w:rFonts w:ascii="Arial" w:hAnsi="Arial" w:eastAsia="PingFang SC"/>
       <w:b w:val="0"/>
       <w:color w:val="1E2320"/>
-      <w:sz w:val="19"/>
+      <w:sz w:val="22"/>
     </w:rPr>
   </w:style>
   <w:style w:type="paragraph" w:styleId="Header">
@@ -938,10 +938,10 @@
       <w:outlineLvl w:val="0"/>
     </w:pPr>
     <w:rPr>
-      <w:rFonts w:asciiTheme="majorHAnsi" w:eastAsiaTheme="majorEastAsia" w:hAnsiTheme="majorHAnsi" w:cstheme="majorBidi" w:ascii="Arial" w:hAnsi="Arial" w:eastAsia="微软雅黑"/>
+      <w:rFonts w:asciiTheme="majorHAnsi" w:eastAsiaTheme="majorEastAsia" w:hAnsiTheme="majorHAnsi" w:cstheme="majorBidi" w:ascii="Arial" w:hAnsi="Arial" w:eastAsia="PingFang SC"/>
       <w:b/>
       <w:bCs/>
-      <w:color w:val="1565C0"/>
+      <w:color w:val="2563EB"/>
       <w:sz w:val="30"/>
       <w:szCs w:val="28"/>
     </w:rPr>
@@ -962,10 +962,10 @@
       <w:outlineLvl w:val="1"/>
     </w:pPr>
     <w:rPr>
-      <w:rFonts w:asciiTheme="majorHAnsi" w:eastAsiaTheme="majorEastAsia" w:hAnsiTheme="majorHAnsi" w:cstheme="majorBidi" w:ascii="Arial" w:hAnsi="Arial" w:eastAsia="微软雅黑"/>
+      <w:rFonts w:asciiTheme="majorHAnsi" w:eastAsiaTheme="majorEastAsia" w:hAnsiTheme="majorHAnsi" w:cstheme="majorBidi" w:ascii="Arial" w:hAnsi="Arial" w:eastAsia="PingFang SC"/>
       <w:b/>
       <w:bCs/>
-      <w:color w:val="1565C0"/>
+      <w:color w:val="2563EB"/>
       <w:sz w:val="25"/>
       <w:szCs w:val="26"/>
     </w:rPr>
@@ -986,7 +986,7 @@
       <w:outlineLvl w:val="2"/>
     </w:pPr>
     <w:rPr>
-      <w:rFonts w:asciiTheme="majorHAnsi" w:eastAsiaTheme="majorEastAsia" w:hAnsiTheme="majorHAnsi" w:cstheme="majorBidi" w:ascii="Arial" w:hAnsi="Arial" w:eastAsia="微软雅黑"/>
+      <w:rFonts w:asciiTheme="majorHAnsi" w:eastAsiaTheme="majorEastAsia" w:hAnsiTheme="majorHAnsi" w:cstheme="majorBidi" w:ascii="Arial" w:hAnsi="Arial" w:eastAsia="PingFang SC"/>
       <w:b/>
       <w:bCs/>
       <w:color w:val="37474F"/>
